--- a/demo/outputs/cli-en-default.docx
+++ b/demo/outputs/cli-en-default.docx
@@ -49,7 +49,7 @@
       </w:pPr>
       <w:r>
         <w:rPr/>
-        <w:t xml:space="preserve">The next two paragraphs show the visual difference between H2 and H3.</w:t>
+        <w:t xml:space="preserve">The next paragraphs show the visual difference between H2, H3, and H4.</w:t>
       </w:r>
     </w:p>
     <w:p>
@@ -80,6 +80,188 @@
       <w:r>
         <w:rPr/>
         <w:t xml:space="preserve">. After the content is done, half the day is spent dragging styles from Markdown into Word. Folio is designed to eliminate that step.</w:t>
+      </w:r>
+    </w:p>
+    <w:p>
+      <w:pPr>
+        <w:rPr/>
+        <w:pStyle w:val="Heading4"/>
+      </w:pPr>
+      <w:r>
+        <w:rPr/>
+        <w:t xml:space="preserve">Heading 4: implementation note</w:t>
+      </w:r>
+    </w:p>
+    <w:p>
+      <w:pPr>
+        <w:rPr/>
+      </w:pPr>
+      <w:r>
+        <w:rPr/>
+        <w:t xml:space="preserve">Folio uses a pure-Rust pipeline — no Pandoc dependency, no Python runtime required for the CLI or desktop app. Equations are emitted as native OMML, not images.</w:t>
+      </w:r>
+    </w:p>
+    <w:p>
+      <w:pPr>
+        <w:rPr/>
+        <w:pStyle w:val="Heading2"/>
+      </w:pPr>
+      <w:r>
+        <w:rPr/>
+        <w:t xml:space="preserve">Inline formatting</w:t>
+      </w:r>
+    </w:p>
+    <w:p>
+      <w:pPr>
+        <w:rPr/>
+      </w:pPr>
+      <w:r>
+        <w:rPr/>
+        <w:t xml:space="preserve">A paragraph with a forced line break here:</w:t>
+      </w:r>
+      <w:r>
+        <w:rPr/>
+        <w:br w:type="textWrapping"/>
+      </w:r>
+      <w:r>
+        <w:rPr/>
+        <w:t xml:space="preserve">The second sentence continues on the next line inside the same paragraph.</w:t>
+      </w:r>
+    </w:p>
+    <w:p>
+      <w:pPr>
+        <w:rPr/>
+      </w:pPr>
+      <w:r>
+        <w:rPr/>
+        <w:t xml:space="preserve">We support </w:t>
+      </w:r>
+      <w:r>
+        <w:rPr>
+          <w:b/>
+          <w:bCs/>
+        </w:rPr>
+        <w:t xml:space="preserve">bold</w:t>
+      </w:r>
+      <w:r>
+        <w:rPr/>
+        <w:t xml:space="preserve">, </w:t>
+      </w:r>
+      <w:r>
+        <w:rPr>
+          <w:i/>
+          <w:iCs/>
+        </w:rPr>
+        <w:t xml:space="preserve">italic</w:t>
+      </w:r>
+      <w:r>
+        <w:rPr/>
+        <w:t xml:space="preserve">, </w:t>
+      </w:r>
+      <w:r>
+        <w:rPr>
+          <w:strike/>
+        </w:rPr>
+        <w:t xml:space="preserve">strikethrough</w:t>
+      </w:r>
+      <w:r>
+        <w:rPr/>
+        <w:t xml:space="preserve">, </w:t>
+      </w:r>
+      <w:r>
+        <w:rPr>
+          <w:rFonts w:ascii="Menlo" w:hAnsi="Consolas" w:eastAsia="PingFang SC"/>
+          <w:rStyle w:val="InlineCode"/>
+        </w:rPr>
+        <w:t xml:space="preserve">inline code</w:t>
+      </w:r>
+      <w:r>
+        <w:rPr/>
+        <w:t xml:space="preserve">, </w:t>
+      </w:r>
+      <w:r>
+        <w:rPr>
+          <w:color w:val="0563C1"/>
+          <w:u w:val="single"/>
+        </w:rPr>
+        <w:t xml:space="preserve">hyperlinks</w:t>
+      </w:r>
+      <w:r>
+        <w:rPr/>
+        <w:t xml:space="preserve">, and inline math like </w:t>
+      </w:r>
+      <m:oMath xmlns:m="http://schemas.openxmlformats.org/officeDocument/2006/math">
+        <m:r>
+          <m:rPr>
+            <m:sty m:val="i"/>
+          </m:rPr>
+          <m:t>E</m:t>
+        </m:r>
+        <m:r>
+          <m:rPr>
+            <m:sty m:val="p"/>
+          </m:rPr>
+          <m:t>=</m:t>
+        </m:r>
+        <m:r>
+          <m:rPr>
+            <m:sty m:val="i"/>
+          </m:rPr>
+          <m:t>m</m:t>
+        </m:r>
+        <m:sSup>
+          <m:e>
+            <m:r>
+              <m:rPr>
+                <m:sty m:val="i"/>
+              </m:rPr>
+              <m:t>c</m:t>
+            </m:r>
+          </m:e>
+          <m:sup>
+            <m:r>
+              <m:rPr>
+                <m:sty m:val="p"/>
+              </m:rPr>
+              <m:t>2</m:t>
+            </m:r>
+          </m:sup>
+        </m:sSup>
+      </m:oMath>
+      <w:r>
+        <w:rPr/>
+        <w:t xml:space="preserve">.</w:t>
+      </w:r>
+    </w:p>
+    <w:p>
+      <w:pPr>
+        <w:rPr/>
+      </w:pPr>
+      <w:r>
+        <w:rPr/>
+        <w:t xml:space="preserve">Mixed scripts: </w:t>
+      </w:r>
+      <w:r>
+        <w:rPr>
+          <w:b/>
+          <w:bCs/>
+        </w:rPr>
+        <w:t xml:space="preserve">Markdown to Word</w:t>
+      </w:r>
+      <w:r>
+        <w:rPr/>
+        <w:t xml:space="preserve"> receives over 10,000 monthly searches, yet existing tools fail on </w:t>
+      </w:r>
+      <w:r>
+        <w:rPr>
+          <w:i/>
+          <w:iCs/>
+        </w:rPr>
+        <w:t xml:space="preserve">equation rendering</w:t>
+      </w:r>
+      <w:r>
+        <w:rPr/>
+        <w:t xml:space="preserve"> almost universally.</w:t>
       </w:r>
     </w:p>
     <w:p>
@@ -1225,11 +1407,374 @@
     <w:p>
       <w:pPr>
         <w:rPr/>
+      </w:pPr>
+      <w:r>
+        <w:rPr/>
+        <w:t xml:space="preserve">JSON config:</w:t>
+      </w:r>
+    </w:p>
+    <w:p>
+      <w:pPr>
+        <w:rPr/>
+        <w:pStyle w:val="SourceCode"/>
+      </w:pPr>
+      <w:r>
+        <w:rPr>
+          <w:rFonts w:ascii="Menlo" w:hAnsi="Consolas" w:eastAsia="PingFang SC"/>
+        </w:rPr>
+        <w:t xml:space="preserve">{</w:t>
+      </w:r>
+    </w:p>
+    <w:p>
+      <w:pPr>
+        <w:rPr/>
+        <w:pStyle w:val="SourceCode"/>
+      </w:pPr>
+      <w:r>
+        <w:rPr>
+          <w:rFonts w:ascii="Menlo" w:hAnsi="Consolas" w:eastAsia="PingFang SC"/>
+        </w:rPr>
+        <w:t xml:space="preserve">  </w:t>
+      </w:r>
+      <w:r>
+        <w:rPr>
+          <w:color w:val="183691"/>
+          <w:b/>
+          <w:bCs/>
+          <w:rFonts w:ascii="Menlo" w:hAnsi="Consolas" w:eastAsia="PingFang SC"/>
+        </w:rPr>
+        <w:t xml:space="preserve">"</w:t>
+      </w:r>
+      <w:r>
+        <w:rPr>
+          <w:color w:val="183691"/>
+          <w:b/>
+          <w:bCs/>
+          <w:rFonts w:ascii="Menlo" w:hAnsi="Consolas" w:eastAsia="PingFang SC"/>
+        </w:rPr>
+        <w:t xml:space="preserve">tool</w:t>
+      </w:r>
+      <w:r>
+        <w:rPr>
+          <w:color w:val="183691"/>
+          <w:b/>
+          <w:bCs/>
+          <w:rFonts w:ascii="Menlo" w:hAnsi="Consolas" w:eastAsia="PingFang SC"/>
+        </w:rPr>
+        <w:t xml:space="preserve">"</w:t>
+      </w:r>
+      <w:r>
+        <w:rPr>
+          <w:rFonts w:ascii="Menlo" w:hAnsi="Consolas" w:eastAsia="PingFang SC"/>
+        </w:rPr>
+        <w:t xml:space="preserve">:</w:t>
+      </w:r>
+      <w:r>
+        <w:rPr>
+          <w:rFonts w:ascii="Menlo" w:hAnsi="Consolas" w:eastAsia="PingFang SC"/>
+        </w:rPr>
+        <w:t xml:space="preserve"> </w:t>
+      </w:r>
+      <w:r>
+        <w:rPr>
+          <w:rFonts w:ascii="Menlo" w:hAnsi="Consolas" w:eastAsia="PingFang SC"/>
+        </w:rPr>
+        <w:t xml:space="preserve">"</w:t>
+      </w:r>
+      <w:r>
+        <w:rPr>
+          <w:rFonts w:ascii="Menlo" w:hAnsi="Consolas" w:eastAsia="PingFang SC"/>
+        </w:rPr>
+        <w:t xml:space="preserve">Folio</w:t>
+      </w:r>
+      <w:r>
+        <w:rPr>
+          <w:rFonts w:ascii="Menlo" w:hAnsi="Consolas" w:eastAsia="PingFang SC"/>
+        </w:rPr>
+        <w:t xml:space="preserve">"</w:t>
+      </w:r>
+      <w:r>
+        <w:rPr>
+          <w:rFonts w:ascii="Menlo" w:hAnsi="Consolas" w:eastAsia="PingFang SC"/>
+        </w:rPr>
+        <w:t xml:space="preserve">,</w:t>
+      </w:r>
+    </w:p>
+    <w:p>
+      <w:pPr>
+        <w:rPr/>
+        <w:pStyle w:val="SourceCode"/>
+      </w:pPr>
+      <w:r>
+        <w:rPr>
+          <w:rFonts w:ascii="Menlo" w:hAnsi="Consolas" w:eastAsia="PingFang SC"/>
+        </w:rPr>
+        <w:t xml:space="preserve">  </w:t>
+      </w:r>
+      <w:r>
+        <w:rPr>
+          <w:color w:val="183691"/>
+          <w:b/>
+          <w:bCs/>
+          <w:rFonts w:ascii="Menlo" w:hAnsi="Consolas" w:eastAsia="PingFang SC"/>
+        </w:rPr>
+        <w:t xml:space="preserve">"</w:t>
+      </w:r>
+      <w:r>
+        <w:rPr>
+          <w:color w:val="183691"/>
+          <w:b/>
+          <w:bCs/>
+          <w:rFonts w:ascii="Menlo" w:hAnsi="Consolas" w:eastAsia="PingFang SC"/>
+        </w:rPr>
+        <w:t xml:space="preserve">version</w:t>
+      </w:r>
+      <w:r>
+        <w:rPr>
+          <w:color w:val="183691"/>
+          <w:b/>
+          <w:bCs/>
+          <w:rFonts w:ascii="Menlo" w:hAnsi="Consolas" w:eastAsia="PingFang SC"/>
+        </w:rPr>
+        <w:t xml:space="preserve">"</w:t>
+      </w:r>
+      <w:r>
+        <w:rPr>
+          <w:rFonts w:ascii="Menlo" w:hAnsi="Consolas" w:eastAsia="PingFang SC"/>
+        </w:rPr>
+        <w:t xml:space="preserve">:</w:t>
+      </w:r>
+      <w:r>
+        <w:rPr>
+          <w:rFonts w:ascii="Menlo" w:hAnsi="Consolas" w:eastAsia="PingFang SC"/>
+        </w:rPr>
+        <w:t xml:space="preserve"> </w:t>
+      </w:r>
+      <w:r>
+        <w:rPr>
+          <w:rFonts w:ascii="Menlo" w:hAnsi="Consolas" w:eastAsia="PingFang SC"/>
+        </w:rPr>
+        <w:t xml:space="preserve">"</w:t>
+      </w:r>
+      <w:r>
+        <w:rPr>
+          <w:rFonts w:ascii="Menlo" w:hAnsi="Consolas" w:eastAsia="PingFang SC"/>
+        </w:rPr>
+        <w:t xml:space="preserve">0.2.1</w:t>
+      </w:r>
+      <w:r>
+        <w:rPr>
+          <w:rFonts w:ascii="Menlo" w:hAnsi="Consolas" w:eastAsia="PingFang SC"/>
+        </w:rPr>
+        <w:t xml:space="preserve">"</w:t>
+      </w:r>
+      <w:r>
+        <w:rPr>
+          <w:rFonts w:ascii="Menlo" w:hAnsi="Consolas" w:eastAsia="PingFang SC"/>
+        </w:rPr>
+        <w:t xml:space="preserve">,</w:t>
+      </w:r>
+    </w:p>
+    <w:p>
+      <w:pPr>
+        <w:rPr/>
+        <w:pStyle w:val="SourceCode"/>
+      </w:pPr>
+      <w:r>
+        <w:rPr>
+          <w:rFonts w:ascii="Menlo" w:hAnsi="Consolas" w:eastAsia="PingFang SC"/>
+        </w:rPr>
+        <w:t xml:space="preserve">  </w:t>
+      </w:r>
+      <w:r>
+        <w:rPr>
+          <w:color w:val="183691"/>
+          <w:b/>
+          <w:bCs/>
+          <w:rFonts w:ascii="Menlo" w:hAnsi="Consolas" w:eastAsia="PingFang SC"/>
+        </w:rPr>
+        <w:t xml:space="preserve">"</w:t>
+      </w:r>
+      <w:r>
+        <w:rPr>
+          <w:color w:val="183691"/>
+          <w:b/>
+          <w:bCs/>
+          <w:rFonts w:ascii="Menlo" w:hAnsi="Consolas" w:eastAsia="PingFang SC"/>
+        </w:rPr>
+        <w:t xml:space="preserve">features</w:t>
+      </w:r>
+      <w:r>
+        <w:rPr>
+          <w:color w:val="183691"/>
+          <w:b/>
+          <w:bCs/>
+          <w:rFonts w:ascii="Menlo" w:hAnsi="Consolas" w:eastAsia="PingFang SC"/>
+        </w:rPr>
+        <w:t xml:space="preserve">"</w:t>
+      </w:r>
+      <w:r>
+        <w:rPr>
+          <w:rFonts w:ascii="Menlo" w:hAnsi="Consolas" w:eastAsia="PingFang SC"/>
+        </w:rPr>
+        <w:t xml:space="preserve">:</w:t>
+      </w:r>
+      <w:r>
+        <w:rPr>
+          <w:rFonts w:ascii="Menlo" w:hAnsi="Consolas" w:eastAsia="PingFang SC"/>
+        </w:rPr>
+        <w:t xml:space="preserve"> </w:t>
+      </w:r>
+      <w:r>
+        <w:rPr>
+          <w:rFonts w:ascii="Menlo" w:hAnsi="Consolas" w:eastAsia="PingFang SC"/>
+        </w:rPr>
+        <w:t xml:space="preserve">[</w:t>
+      </w:r>
+      <w:r>
+        <w:rPr>
+          <w:rFonts w:ascii="Menlo" w:hAnsi="Consolas" w:eastAsia="PingFang SC"/>
+        </w:rPr>
+        <w:t xml:space="preserve">"</w:t>
+      </w:r>
+      <w:r>
+        <w:rPr>
+          <w:rFonts w:ascii="Menlo" w:hAnsi="Consolas" w:eastAsia="PingFang SC"/>
+        </w:rPr>
+        <w:t xml:space="preserve">math</w:t>
+      </w:r>
+      <w:r>
+        <w:rPr>
+          <w:rFonts w:ascii="Menlo" w:hAnsi="Consolas" w:eastAsia="PingFang SC"/>
+        </w:rPr>
+        <w:t xml:space="preserve">"</w:t>
+      </w:r>
+      <w:r>
+        <w:rPr>
+          <w:rFonts w:ascii="Menlo" w:hAnsi="Consolas" w:eastAsia="PingFang SC"/>
+        </w:rPr>
+        <w:t xml:space="preserve">,</w:t>
+      </w:r>
+      <w:r>
+        <w:rPr>
+          <w:rFonts w:ascii="Menlo" w:hAnsi="Consolas" w:eastAsia="PingFang SC"/>
+        </w:rPr>
+        <w:t xml:space="preserve"> </w:t>
+      </w:r>
+      <w:r>
+        <w:rPr>
+          <w:rFonts w:ascii="Menlo" w:hAnsi="Consolas" w:eastAsia="PingFang SC"/>
+        </w:rPr>
+        <w:t xml:space="preserve">"</w:t>
+      </w:r>
+      <w:r>
+        <w:rPr>
+          <w:rFonts w:ascii="Menlo" w:hAnsi="Consolas" w:eastAsia="PingFang SC"/>
+        </w:rPr>
+        <w:t xml:space="preserve">tables</w:t>
+      </w:r>
+      <w:r>
+        <w:rPr>
+          <w:rFonts w:ascii="Menlo" w:hAnsi="Consolas" w:eastAsia="PingFang SC"/>
+        </w:rPr>
+        <w:t xml:space="preserve">"</w:t>
+      </w:r>
+      <w:r>
+        <w:rPr>
+          <w:rFonts w:ascii="Menlo" w:hAnsi="Consolas" w:eastAsia="PingFang SC"/>
+        </w:rPr>
+        <w:t xml:space="preserve">,</w:t>
+      </w:r>
+      <w:r>
+        <w:rPr>
+          <w:rFonts w:ascii="Menlo" w:hAnsi="Consolas" w:eastAsia="PingFang SC"/>
+        </w:rPr>
+        <w:t xml:space="preserve"> </w:t>
+      </w:r>
+      <w:r>
+        <w:rPr>
+          <w:rFonts w:ascii="Menlo" w:hAnsi="Consolas" w:eastAsia="PingFang SC"/>
+        </w:rPr>
+        <w:t xml:space="preserve">"</w:t>
+      </w:r>
+      <w:r>
+        <w:rPr>
+          <w:rFonts w:ascii="Menlo" w:hAnsi="Consolas" w:eastAsia="PingFang SC"/>
+        </w:rPr>
+        <w:t xml:space="preserve">images</w:t>
+      </w:r>
+      <w:r>
+        <w:rPr>
+          <w:rFonts w:ascii="Menlo" w:hAnsi="Consolas" w:eastAsia="PingFang SC"/>
+        </w:rPr>
+        <w:t xml:space="preserve">"</w:t>
+      </w:r>
+      <w:r>
+        <w:rPr>
+          <w:rFonts w:ascii="Menlo" w:hAnsi="Consolas" w:eastAsia="PingFang SC"/>
+        </w:rPr>
+        <w:t xml:space="preserve">,</w:t>
+      </w:r>
+      <w:r>
+        <w:rPr>
+          <w:rFonts w:ascii="Menlo" w:hAnsi="Consolas" w:eastAsia="PingFang SC"/>
+        </w:rPr>
+        <w:t xml:space="preserve"> </w:t>
+      </w:r>
+      <w:r>
+        <w:rPr>
+          <w:rFonts w:ascii="Menlo" w:hAnsi="Consolas" w:eastAsia="PingFang SC"/>
+        </w:rPr>
+        <w:t xml:space="preserve">"</w:t>
+      </w:r>
+      <w:r>
+        <w:rPr>
+          <w:rFonts w:ascii="Menlo" w:hAnsi="Consolas" w:eastAsia="PingFang SC"/>
+        </w:rPr>
+        <w:t xml:space="preserve">footnotes</w:t>
+      </w:r>
+      <w:r>
+        <w:rPr>
+          <w:rFonts w:ascii="Menlo" w:hAnsi="Consolas" w:eastAsia="PingFang SC"/>
+        </w:rPr>
+        <w:t xml:space="preserve">"</w:t>
+      </w:r>
+      <w:r>
+        <w:rPr>
+          <w:rFonts w:ascii="Menlo" w:hAnsi="Consolas" w:eastAsia="PingFang SC"/>
+        </w:rPr>
+        <w:t xml:space="preserve">]</w:t>
+      </w:r>
+    </w:p>
+    <w:p>
+      <w:pPr>
+        <w:rPr/>
+        <w:pStyle w:val="SourceCode"/>
+      </w:pPr>
+      <w:r>
+        <w:rPr>
+          <w:rFonts w:ascii="Menlo" w:hAnsi="Consolas" w:eastAsia="PingFang SC"/>
+        </w:rPr>
+        <w:t xml:space="preserve">}</w:t>
+      </w:r>
+    </w:p>
+    <w:p>
+      <w:pPr>
+        <w:rPr/>
         <w:pStyle w:val="Heading2"/>
       </w:pPr>
       <w:r>
         <w:rPr/>
         <w:t xml:space="preserve">Tables</w:t>
+      </w:r>
+    </w:p>
+    <w:p>
+      <w:pPr>
+        <w:rPr/>
+      </w:pPr>
+      <w:r>
+        <w:rPr/>
+        <w:t xml:space="preserve">Aligned table (left / center / right columns):</w:t>
       </w:r>
     </w:p>
     <w:tbl>
@@ -1268,7 +1813,7 @@
             <w:pPr>
               <w:rPr/>
               <w:pStyle w:val="TableHeader"/>
-              <w:jc w:val="left"/>
+              <w:jc w:val="center"/>
             </w:pPr>
             <w:r>
               <w:rPr/>
@@ -1282,7 +1827,7 @@
             <w:pPr>
               <w:rPr/>
               <w:pStyle w:val="TableHeader"/>
-              <w:jc w:val="left"/>
+              <w:jc w:val="right"/>
             </w:pPr>
             <w:r>
               <w:rPr/>
@@ -1314,7 +1859,7 @@
           <w:p>
             <w:pPr>
               <w:rPr/>
-              <w:jc w:val="left"/>
+              <w:jc w:val="center"/>
             </w:pPr>
             <w:r>
               <w:rPr/>
@@ -1327,7 +1872,7 @@
           <w:p>
             <w:pPr>
               <w:rPr/>
-              <w:jc w:val="left"/>
+              <w:jc w:val="right"/>
             </w:pPr>
             <w:r>
               <w:rPr/>
@@ -1359,7 +1904,7 @@
           <w:p>
             <w:pPr>
               <w:rPr/>
-              <w:jc w:val="left"/>
+              <w:jc w:val="center"/>
             </w:pPr>
             <w:r>
               <w:rPr/>
@@ -1372,7 +1917,7 @@
           <w:p>
             <w:pPr>
               <w:rPr/>
-              <w:jc w:val="left"/>
+              <w:jc w:val="right"/>
             </w:pPr>
             <w:r>
               <w:rPr/>
@@ -1404,7 +1949,7 @@
           <w:p>
             <w:pPr>
               <w:rPr/>
-              <w:jc w:val="left"/>
+              <w:jc w:val="center"/>
             </w:pPr>
             <w:r>
               <w:rPr/>
@@ -1417,11 +1962,11 @@
           <w:p>
             <w:pPr>
               <w:rPr/>
-              <w:jc w:val="left"/>
+              <w:jc w:val="right"/>
             </w:pPr>
             <w:r>
               <w:rPr/>
-              <w:t xml:space="preserve">Business memos, status updates</w:t>
+              <w:t xml:space="preserve">Business memos</w:t>
             </w:r>
           </w:p>
         </w:tc>
@@ -1443,7 +1988,7 @@
       </w:pPr>
       <w:r>
         <w:rPr/>
-        <w:t xml:space="preserve">Unordered list:</w:t>
+        <w:t xml:space="preserve">Unordered list with nesting:</w:t>
       </w:r>
     </w:p>
     <w:p>
@@ -1474,24 +2019,26 @@
       <w:pPr>
         <w:rPr/>
         <w:numPr>
-          <w:numId w:val="1001"/>
-          <w:ilvl w:val="0"/>
+          <w:numId w:val="1002"/>
+          <w:ilvl w:val="1"/>
         </w:numPr>
       </w:pPr>
       <w:r>
         <w:rPr/>
-        <w:t xml:space="preserve">Python package (</w:t>
-      </w:r>
-      <w:r>
-        <w:rPr>
-          <w:rFonts w:ascii="Menlo" w:hAnsi="Consolas" w:eastAsia="PingFang SC"/>
-          <w:rStyle w:val="InlineCode"/>
-        </w:rPr>
-        <w:t xml:space="preserve">folio-docx</w:t>
-      </w:r>
-      <w:r>
-        <w:rPr/>
-        <w:t xml:space="preserve">)</w:t>
+        <w:t xml:space="preserve">Convert a single file</w:t>
+      </w:r>
+    </w:p>
+    <w:p>
+      <w:pPr>
+        <w:rPr/>
+        <w:numPr>
+          <w:numId w:val="1002"/>
+          <w:ilvl w:val="1"/>
+        </w:numPr>
+      </w:pPr>
+      <w:r>
+        <w:rPr/>
+        <w:t xml:space="preserve">Batch convert with a shell loop</w:t>
       </w:r>
     </w:p>
     <w:p>
@@ -1504,54 +2051,118 @@
       </w:pPr>
       <w:r>
         <w:rPr/>
-        <w:t xml:space="preserve">Desktop application (Tauri)</w:t>
-      </w:r>
-    </w:p>
-    <w:p>
-      <w:pPr>
-        <w:rPr/>
-      </w:pPr>
-      <w:r>
-        <w:rPr/>
-        <w:t xml:space="preserve">Ordered list:</w:t>
+        <w:t xml:space="preserve">Python package (</w:t>
+      </w:r>
+      <w:r>
+        <w:rPr>
+          <w:rFonts w:ascii="Menlo" w:hAnsi="Consolas" w:eastAsia="PingFang SC"/>
+          <w:rStyle w:val="InlineCode"/>
+        </w:rPr>
+        <w:t xml:space="preserve">folio-docx</w:t>
+      </w:r>
+      <w:r>
+        <w:rPr/>
+        <w:t xml:space="preserve">)</w:t>
       </w:r>
     </w:p>
     <w:p>
       <w:pPr>
         <w:rPr/>
         <w:numPr>
-          <w:numId w:val="1002"/>
+          <w:numId w:val="1003"/>
+          <w:ilvl w:val="1"/>
+        </w:numPr>
+      </w:pPr>
+      <w:r>
+        <w:rPr>
+          <w:rFonts w:ascii="Menlo" w:hAnsi="Consolas" w:eastAsia="PingFang SC"/>
+          <w:rStyle w:val="InlineCode"/>
+        </w:rPr>
+        <w:t xml:space="preserve">folio.convert()</w:t>
+      </w:r>
+      <w:r>
+        <w:rPr/>
+        <w:t xml:space="preserve"> — string to bytes</w:t>
+      </w:r>
+    </w:p>
+    <w:p>
+      <w:pPr>
+        <w:rPr/>
+        <w:numPr>
+          <w:numId w:val="1003"/>
+          <w:ilvl w:val="1"/>
+        </w:numPr>
+      </w:pPr>
+      <w:r>
+        <w:rPr>
+          <w:rFonts w:ascii="Menlo" w:hAnsi="Consolas" w:eastAsia="PingFang SC"/>
+          <w:rStyle w:val="InlineCode"/>
+        </w:rPr>
+        <w:t xml:space="preserve">folio.convert_file()</w:t>
+      </w:r>
+      <w:r>
+        <w:rPr/>
+        <w:t xml:space="preserve"> — file to file</w:t>
+      </w:r>
+    </w:p>
+    <w:p>
+      <w:pPr>
+        <w:rPr/>
+        <w:numPr>
+          <w:numId w:val="1001"/>
           <w:ilvl w:val="0"/>
         </w:numPr>
       </w:pPr>
       <w:r>
         <w:rPr/>
-        <w:t xml:space="preserve">Write Markdown</w:t>
+        <w:t xml:space="preserve">Desktop application (Tauri)</w:t>
+      </w:r>
+    </w:p>
+    <w:p>
+      <w:pPr>
+        <w:rPr/>
+      </w:pPr>
+      <w:r>
+        <w:rPr/>
+        <w:t xml:space="preserve">Ordered list:</w:t>
       </w:r>
     </w:p>
     <w:p>
       <w:pPr>
         <w:rPr/>
         <w:numPr>
-          <w:numId w:val="1002"/>
+          <w:numId w:val="1004"/>
           <w:ilvl w:val="0"/>
         </w:numPr>
       </w:pPr>
       <w:r>
         <w:rPr/>
-        <w:t xml:space="preserve">Pick a theme or supply a reference doc</w:t>
+        <w:t xml:space="preserve">Write Markdown</w:t>
       </w:r>
     </w:p>
     <w:p>
       <w:pPr>
         <w:rPr/>
         <w:numPr>
-          <w:numId w:val="1002"/>
+          <w:numId w:val="1004"/>
           <w:ilvl w:val="0"/>
         </w:numPr>
       </w:pPr>
       <w:r>
         <w:rPr/>
+        <w:t xml:space="preserve">Pick a theme or supply a reference doc</w:t>
+      </w:r>
+    </w:p>
+    <w:p>
+      <w:pPr>
+        <w:rPr/>
+        <w:numPr>
+          <w:numId w:val="1004"/>
+          <w:ilvl w:val="0"/>
+        </w:numPr>
+      </w:pPr>
+      <w:r>
+        <w:rPr/>
         <w:t xml:space="preserve">Export to Word — </w:t>
       </w:r>
       <w:r>
@@ -1575,7 +2186,7 @@
       <w:pPr>
         <w:rPr/>
         <w:numPr>
-          <w:numId w:val="1003"/>
+          <w:numId w:val="1005"/>
           <w:ilvl w:val="0"/>
         </w:numPr>
       </w:pPr>
@@ -1592,7 +2203,7 @@
       <w:pPr>
         <w:rPr/>
         <w:numPr>
-          <w:numId w:val="1003"/>
+          <w:numId w:val="1005"/>
           <w:ilvl w:val="0"/>
         </w:numPr>
       </w:pPr>
@@ -1609,7 +2220,7 @@
       <w:pPr>
         <w:rPr/>
         <w:numPr>
-          <w:numId w:val="1003"/>
+          <w:numId w:val="1005"/>
           <w:ilvl w:val="0"/>
         </w:numPr>
       </w:pPr>
@@ -1626,7 +2237,7 @@
       <w:pPr>
         <w:rPr/>
         <w:numPr>
-          <w:numId w:val="1003"/>
+          <w:numId w:val="1005"/>
           <w:ilvl w:val="0"/>
         </w:numPr>
       </w:pPr>
@@ -1646,6 +2257,181 @@
       </w:pPr>
       <w:r>
         <w:rPr/>
+        <w:t xml:space="preserve">Images</w:t>
+      </w:r>
+    </w:p>
+    <w:p>
+      <w:pPr>
+        <w:rPr/>
+      </w:pPr>
+      <w:r>
+        <w:rPr/>
+        <w:t xml:space="preserve">App icon (raster PNG):</w:t>
+      </w:r>
+    </w:p>
+    <w:p>
+      <w:pPr>
+        <w:rPr/>
+      </w:pPr>
+      <w:r>
+        <w:rPr/>
+        <w:drawing>
+          <wp:inline distT="0" distB="0" distL="0" distR="0">
+            <wp:extent cx="5600000" cy="5600000"/>
+            <wp:effectExtent b="0" l="0" r="0" t="0"/>
+            <wp:docPr id="1" name="Figure"/>
+            <wp:cNvGraphicFramePr>
+              <a:graphicFrameLocks xmlns:a="http://schemas.openxmlformats.org/drawingml/2006/main" noChangeAspect="1"/>
+            </wp:cNvGraphicFramePr>
+            <a:graphic xmlns:a="http://schemas.openxmlformats.org/drawingml/2006/main">
+              <a:graphicData uri="http://schemas.openxmlformats.org/drawingml/2006/picture">
+                <pic:pic xmlns:pic="http://schemas.openxmlformats.org/drawingml/2006/picture">
+                  <pic:nvPicPr>
+                    <pic:cNvPr id="0" name=""/>
+                    <pic:cNvPicPr>
+                      <a:picLocks noChangeAspect="1" noChangeArrowheads="1"/>
+                    </pic:cNvPicPr>
+                  </pic:nvPicPr>
+                  <pic:blipFill>
+                    <a:blip r:embed="rIdImage1"/>
+                    <a:srcRect/>
+                    <a:stretch>
+                      <a:fillRect/>
+                    </a:stretch>
+                  </pic:blipFill>
+                  <pic:spPr bwMode="auto">
+                    <a:xfrm rot="0">
+                      <a:off x="0" y="0"/>
+                      <a:ext cx="5600000" cy="5600000"/>
+                    </a:xfrm>
+                    <a:prstGeom prst="rect">
+                      <a:avLst/>
+                    </a:prstGeom>
+                  </pic:spPr>
+                </pic:pic>
+              </a:graphicData>
+            </a:graphic>
+          </wp:inline>
+        </w:drawing>
+      </w:r>
+    </w:p>
+    <w:p>
+      <w:pPr>
+        <w:rPr/>
+      </w:pPr>
+      <w:r>
+        <w:rPr/>
+        <w:t xml:space="preserve">Wide banner (SVG, auto-scaled to page width):</w:t>
+      </w:r>
+    </w:p>
+    <w:p>
+      <w:pPr>
+        <w:rPr/>
+      </w:pPr>
+      <w:r>
+        <w:rPr/>
+        <w:drawing>
+          <wp:inline distT="0" distB="0" distL="0" distR="0">
+            <wp:extent cx="5600000" cy="1260000"/>
+            <wp:effectExtent b="0" l="0" r="0" t="0"/>
+            <wp:docPr id="1" name="Figure"/>
+            <wp:cNvGraphicFramePr>
+              <a:graphicFrameLocks xmlns:a="http://schemas.openxmlformats.org/drawingml/2006/main" noChangeAspect="1"/>
+            </wp:cNvGraphicFramePr>
+            <a:graphic xmlns:a="http://schemas.openxmlformats.org/drawingml/2006/main">
+              <a:graphicData uri="http://schemas.openxmlformats.org/drawingml/2006/picture">
+                <pic:pic xmlns:pic="http://schemas.openxmlformats.org/drawingml/2006/picture">
+                  <pic:nvPicPr>
+                    <pic:cNvPr id="0" name=""/>
+                    <pic:cNvPicPr>
+                      <a:picLocks noChangeAspect="1" noChangeArrowheads="1"/>
+                    </pic:cNvPicPr>
+                  </pic:nvPicPr>
+                  <pic:blipFill>
+                    <a:blip r:embed="rIdImage2"/>
+                    <a:srcRect/>
+                    <a:stretch>
+                      <a:fillRect/>
+                    </a:stretch>
+                  </pic:blipFill>
+                  <pic:spPr bwMode="auto">
+                    <a:xfrm rot="0">
+                      <a:off x="0" y="0"/>
+                      <a:ext cx="5600000" cy="1260000"/>
+                    </a:xfrm>
+                    <a:prstGeom prst="rect">
+                      <a:avLst/>
+                    </a:prstGeom>
+                  </pic:spPr>
+                </pic:pic>
+              </a:graphicData>
+            </a:graphic>
+          </wp:inline>
+        </w:drawing>
+      </w:r>
+    </w:p>
+    <w:p>
+      <w:pPr>
+        <w:rPr/>
+      </w:pPr>
+      <w:r>
+        <w:rPr/>
+        <w:t xml:space="preserve">Layout diagram (SVG):</w:t>
+      </w:r>
+    </w:p>
+    <w:p>
+      <w:pPr>
+        <w:rPr/>
+      </w:pPr>
+      <w:r>
+        <w:rPr/>
+        <w:drawing>
+          <wp:inline distT="0" distB="0" distL="0" distR="0">
+            <wp:extent cx="5600000" cy="3360000"/>
+            <wp:effectExtent b="0" l="0" r="0" t="0"/>
+            <wp:docPr id="1" name="Figure"/>
+            <wp:cNvGraphicFramePr>
+              <a:graphicFrameLocks xmlns:a="http://schemas.openxmlformats.org/drawingml/2006/main" noChangeAspect="1"/>
+            </wp:cNvGraphicFramePr>
+            <a:graphic xmlns:a="http://schemas.openxmlformats.org/drawingml/2006/main">
+              <a:graphicData uri="http://schemas.openxmlformats.org/drawingml/2006/picture">
+                <pic:pic xmlns:pic="http://schemas.openxmlformats.org/drawingml/2006/picture">
+                  <pic:nvPicPr>
+                    <pic:cNvPr id="0" name=""/>
+                    <pic:cNvPicPr>
+                      <a:picLocks noChangeAspect="1" noChangeArrowheads="1"/>
+                    </pic:cNvPicPr>
+                  </pic:nvPicPr>
+                  <pic:blipFill>
+                    <a:blip r:embed="rIdImage3"/>
+                    <a:srcRect/>
+                    <a:stretch>
+                      <a:fillRect/>
+                    </a:stretch>
+                  </pic:blipFill>
+                  <pic:spPr bwMode="auto">
+                    <a:xfrm rot="0">
+                      <a:off x="0" y="0"/>
+                      <a:ext cx="5600000" cy="3360000"/>
+                    </a:xfrm>
+                    <a:prstGeom prst="rect">
+                      <a:avLst/>
+                    </a:prstGeom>
+                  </pic:spPr>
+                </pic:pic>
+              </a:graphicData>
+            </a:graphic>
+          </wp:inline>
+        </w:drawing>
+      </w:r>
+    </w:p>
+    <w:p>
+      <w:pPr>
+        <w:rPr/>
+        <w:pStyle w:val="Heading2"/>
+      </w:pPr>
+      <w:r>
+        <w:rPr/>
         <w:t xml:space="preserve">Quotes and footnotes</w:t>
       </w:r>
     </w:p>
@@ -1705,152 +2491,6 @@
       <w:r>
         <w:rPr/>
         <w:t xml:space="preserve">, expanded at the document end.</w:t>
-      </w:r>
-    </w:p>
-    <w:p>
-      <w:pPr>
-        <w:rPr/>
-        <w:pStyle w:val="Heading2"/>
-      </w:pPr>
-      <w:r>
-        <w:rPr/>
-        <w:t xml:space="preserve">Inline formatting</w:t>
-      </w:r>
-    </w:p>
-    <w:p>
-      <w:pPr>
-        <w:rPr/>
-      </w:pPr>
-      <w:r>
-        <w:rPr/>
-        <w:t xml:space="preserve">We support </w:t>
-      </w:r>
-      <w:r>
-        <w:rPr>
-          <w:b/>
-          <w:bCs/>
-        </w:rPr>
-        <w:t xml:space="preserve">bold</w:t>
-      </w:r>
-      <w:r>
-        <w:rPr/>
-        <w:t xml:space="preserve">, </w:t>
-      </w:r>
-      <w:r>
-        <w:rPr>
-          <w:i/>
-          <w:iCs/>
-        </w:rPr>
-        <w:t xml:space="preserve">italic</w:t>
-      </w:r>
-      <w:r>
-        <w:rPr/>
-        <w:t xml:space="preserve">, </w:t>
-      </w:r>
-      <w:r>
-        <w:rPr>
-          <w:strike/>
-        </w:rPr>
-        <w:t xml:space="preserve">strikethrough</w:t>
-      </w:r>
-      <w:r>
-        <w:rPr/>
-        <w:t xml:space="preserve">, </w:t>
-      </w:r>
-      <w:r>
-        <w:rPr>
-          <w:rFonts w:ascii="Menlo" w:hAnsi="Consolas" w:eastAsia="PingFang SC"/>
-          <w:rStyle w:val="InlineCode"/>
-        </w:rPr>
-        <w:t xml:space="preserve">inline code</w:t>
-      </w:r>
-      <w:r>
-        <w:rPr/>
-        <w:t xml:space="preserve">, </w:t>
-      </w:r>
-      <w:r>
-        <w:rPr>
-          <w:color w:val="0563C1"/>
-          <w:u w:val="single"/>
-        </w:rPr>
-        <w:t xml:space="preserve">hyperlinks</w:t>
-      </w:r>
-      <w:r>
-        <w:rPr/>
-        <w:t xml:space="preserve">, and inline math like </w:t>
-      </w:r>
-      <m:oMath xmlns:m="http://schemas.openxmlformats.org/officeDocument/2006/math">
-        <m:r>
-          <m:rPr>
-            <m:sty m:val="i"/>
-          </m:rPr>
-          <m:t>E</m:t>
-        </m:r>
-        <m:r>
-          <m:rPr>
-            <m:sty m:val="p"/>
-          </m:rPr>
-          <m:t>=</m:t>
-        </m:r>
-        <m:r>
-          <m:rPr>
-            <m:sty m:val="i"/>
-          </m:rPr>
-          <m:t>m</m:t>
-        </m:r>
-        <m:sSup>
-          <m:e>
-            <m:r>
-              <m:rPr>
-                <m:sty m:val="i"/>
-              </m:rPr>
-              <m:t>c</m:t>
-            </m:r>
-          </m:e>
-          <m:sup>
-            <m:r>
-              <m:rPr>
-                <m:sty m:val="p"/>
-              </m:rPr>
-              <m:t>2</m:t>
-            </m:r>
-          </m:sup>
-        </m:sSup>
-      </m:oMath>
-      <w:r>
-        <w:rPr/>
-        <w:t xml:space="preserve">.</w:t>
-      </w:r>
-    </w:p>
-    <w:p>
-      <w:pPr>
-        <w:rPr/>
-      </w:pPr>
-      <w:r>
-        <w:rPr/>
-        <w:t xml:space="preserve">Mixed scripts work cleanly: research suggests </w:t>
-      </w:r>
-      <w:r>
-        <w:rPr>
-          <w:b/>
-          <w:bCs/>
-        </w:rPr>
-        <w:t xml:space="preserve">Markdown to Word</w:t>
-      </w:r>
-      <w:r>
-        <w:rPr/>
-        <w:t xml:space="preserve"> receives over 10,000 monthly searches on GitHub, yet existing tools fail on </w:t>
-      </w:r>
-      <w:r>
-        <w:rPr>
-          <w:i/>
-          <w:iCs/>
-        </w:rPr>
-        <w:t xml:space="preserve">equation rendering</w:t>
-      </w:r>
-      <w:r>
-        <w:rPr/>
-        <w:t xml:space="preserve"> almost universally.</w:t>
       </w:r>
     </w:p>
     <w:p>
@@ -1978,7 +2618,7 @@
       </w:pPr>
       <w:r>
         <w:rPr/>
-        <w:t xml:space="preserve">Footnotes become native Word footnotes, not in-page links.</w:t>
+        <w:t xml:space="preserve">Footnotes become native Word footnotes — not in-page links — so they survive copy-paste into other Word documents.</w:t>
       </w:r>
     </w:p>
   </w:footnote>
@@ -2165,9 +2805,15 @@
     <w:abstractNumId w:val="101"/>
   </w:num>
   <w:num w:numId="1002">
+    <w:abstractNumId w:val="101"/>
+  </w:num>
+  <w:num w:numId="1003">
+    <w:abstractNumId w:val="101"/>
+  </w:num>
+  <w:num w:numId="1004">
     <w:abstractNumId w:val="102"/>
   </w:num>
-  <w:num w:numId="1003">
+  <w:num w:numId="1005">
     <w:abstractNumId w:val="101"/>
   </w:num>
 </w:numbering>
